--- a/prosedurler/EMS.ÜR.PRO.05.08. Print and Embroidery Procedure.docx
+++ b/prosedurler/EMS.ÜR.PRO.05.08. Print and Embroidery Procedure.docx
@@ -5066,13 +5066,13 @@
           <w:sz w:val="20"/>
           <w:szCs w:val="20"/>
         </w:rPr>
-        <w:t xml:space="preserve">Hazırlayan: Baskı ve Nakış Sorumlusu  ..........................    Kalite Müdürü: ..........................</w:t>
-      </w:r>
-    </w:p>
-    <w:p>
-      <w:pPr>
-        <w:pStyle w:val="ListeParagraf"/>
-        <w:spacing w:before="160" w:after="0"/>
+        <w:t xml:space="preserve">Hazırlayan: Baskı ve Nakış Sorumlusu  ..........................</w:t>
+      </w:r>
+    </w:p>
+    <w:p>
+      <w:pPr>
+        <w:pStyle w:val="ListeParagraf"/>
+        <w:spacing w:before="40" w:after="0"/>
         <w:ind w:left="709"/>
       </w:pPr>
       <w:r>
@@ -5083,7 +5083,75 @@
           <w:sz w:val="20"/>
           <w:szCs w:val="20"/>
         </w:rPr>
-        <w:t xml:space="preserve">Hazırlayan: Bakım Müdürü  ..........................    Kalite Müdürü: ..........................</w:t>
+        <w:t xml:space="preserve">Kontrol: Üretim Müdürü  ..........................</w:t>
+      </w:r>
+    </w:p>
+    <w:p>
+      <w:pPr>
+        <w:pStyle w:val="ListeParagraf"/>
+        <w:spacing w:before="40" w:after="0"/>
+        <w:ind w:left="709"/>
+      </w:pPr>
+      <w:r>
+        <w:rPr>
+          <w:rFonts w:ascii="Calibri" w:hAnsi="Calibri" w:cs="Calibri"/>
+          <w:b/>
+          <w:bCs/>
+          <w:sz w:val="20"/>
+          <w:szCs w:val="20"/>
+        </w:rPr>
+        <w:t xml:space="preserve">Kalite Müdürü: ..........................    Fabrika Müdürü: ..........................</w:t>
+      </w:r>
+    </w:p>
+    <w:p>
+      <w:pPr>
+        <w:pStyle w:val="ListeParagraf"/>
+        <w:spacing w:before="160" w:after="0"/>
+        <w:ind w:left="709"/>
+      </w:pPr>
+      <w:r>
+        <w:rPr>
+          <w:rFonts w:ascii="Calibri" w:hAnsi="Calibri" w:cs="Calibri"/>
+          <w:b/>
+          <w:bCs/>
+          <w:sz w:val="20"/>
+          <w:szCs w:val="20"/>
+        </w:rPr>
+        <w:t xml:space="preserve">Hazırlayan: Bakım Müdürü  ..........................</w:t>
+      </w:r>
+    </w:p>
+    <w:p>
+      <w:pPr>
+        <w:pStyle w:val="ListeParagraf"/>
+        <w:spacing w:before="40" w:after="0"/>
+        <w:ind w:left="709"/>
+      </w:pPr>
+      <w:r>
+        <w:rPr>
+          <w:rFonts w:ascii="Calibri" w:hAnsi="Calibri" w:cs="Calibri"/>
+          <w:b/>
+          <w:bCs/>
+          <w:sz w:val="20"/>
+          <w:szCs w:val="20"/>
+        </w:rPr>
+        <w:t xml:space="preserve">Kontrol: Fabrika Müdürü · İplik Fabrika Müdürü  ..........................</w:t>
+      </w:r>
+    </w:p>
+    <w:p>
+      <w:pPr>
+        <w:pStyle w:val="ListeParagraf"/>
+        <w:spacing w:before="40" w:after="0"/>
+        <w:ind w:left="709"/>
+      </w:pPr>
+      <w:r>
+        <w:rPr>
+          <w:rFonts w:ascii="Calibri" w:hAnsi="Calibri" w:cs="Calibri"/>
+          <w:b/>
+          <w:bCs/>
+          <w:sz w:val="20"/>
+          <w:szCs w:val="20"/>
+        </w:rPr>
+        <w:t xml:space="preserve">Kalite Müdürü: ..........................    Fabrika Müdürü: ..........................</w:t>
       </w:r>
     </w:p>
     <w:p>

--- a/prosedurler/EMS.ÜR.PRO.05.08. Print and Embroidery Procedure.docx
+++ b/prosedurler/EMS.ÜR.PRO.05.08. Print and Embroidery Procedure.docx
@@ -691,7 +691,7 @@
           <w:sz w:val="24"/>
           <w:szCs w:val="24"/>
         </w:rPr>
-        <w:t xml:space="preserve">1.1. The artwork file, colour reference (Pantone or customer reference) and placement dimensions are compared with the tech pack (TLM-BAS-01).</w:t>
+        <w:t xml:space="preserve">1.1. The artwork file, colour reference (Pantone or customer reference) and placement dimensions are compared with the tech pack (EMS.ÜR.TL.05.04).</w:t>
       </w:r>
     </w:p>
     <w:p>
@@ -869,7 +869,7 @@
           <w:sz w:val="24"/>
           <w:szCs w:val="24"/>
         </w:rPr>
-        <w:t xml:space="preserve">3.1. Print temperature, time and pressure are set according to the instruction and verified at the start of each shift (TLM-BAS-02, EMS.ÜR.TL.05.04).</w:t>
+        <w:t xml:space="preserve">3.1. Print temperature, time and pressure are set according to the instruction and verified at the start of each shift (EMS.ÜR.TL.05.04, EMS.ÜR.TL.05.04).</w:t>
       </w:r>
     </w:p>
     <w:p>
@@ -974,7 +974,7 @@
           <w:sz w:val="24"/>
           <w:szCs w:val="24"/>
         </w:rPr>
-        <w:t xml:space="preserve">4.1. Curing temperature and time follow the ink manufacturer data sheet and the instruction (TLM-BAS-03). Oven temperature is verified with a measuring device.</w:t>
+        <w:t xml:space="preserve">4.1. Curing temperature and time follow the ink manufacturer data sheet and the instruction (EMS.KS.TL.22.03). Oven temperature is verified with a measuring device.</w:t>
       </w:r>
     </w:p>
     <w:p>
@@ -1643,7 +1643,7 @@
           <w:sz w:val="24"/>
           <w:szCs w:val="24"/>
         </w:rPr>
-        <w:t xml:space="preserve">PRS-BAS-01 Print and Embroidery Procedure; TLM-BAS-01, TLM-BAS-02, TLM-BAS-03</w:t>
+        <w:t xml:space="preserve">EMS.ÜR.PRO.05.08 Print and Embroidery Procedure; EMS.ÜR.TL.05.04, EMS.ÜR.TL.05.04, EMS.KS.TL.22.03</w:t>
       </w:r>
     </w:p>
     <w:p>
@@ -2596,7 +2596,7 @@
           <w:sz w:val="24"/>
           <w:szCs w:val="24"/>
         </w:rPr>
-        <w:t xml:space="preserve">1.1. تُقارن ملفات التصميم والمرجع اللوني (Pantone أو مرجع العميل) وأبعاد التموضع مع المواصفة الفنية (TLM-BAS-01).</w:t>
+        <w:t xml:space="preserve">1.1. تُقارن ملفات التصميم والمرجع اللوني (Pantone أو مرجع العميل) وأبعاد التموضع مع المواصفة الفنية (EMS.ÜR.TL.05.04).</w:t>
       </w:r>
     </w:p>
     <w:p>
@@ -2796,7 +2796,7 @@
           <w:sz w:val="24"/>
           <w:szCs w:val="24"/>
         </w:rPr>
-        <w:t xml:space="preserve">3.1. تُضبط حرارة الطباعة وزمنها وضغطها وفق التعليمات ويُتحقق منها في بداية كل وردية (TLM-BAS-02، EMS.ÜR.TL.05.04).</w:t>
+        <w:t xml:space="preserve">3.1. تُضبط حرارة الطباعة وزمنها وضغطها وفق التعليمات ويُتحقق منها في بداية كل وردية (EMS.ÜR.TL.05.04، EMS.ÜR.TL.05.04).</w:t>
       </w:r>
     </w:p>
     <w:p>
@@ -2914,7 +2914,7 @@
           <w:sz w:val="24"/>
           <w:szCs w:val="24"/>
         </w:rPr>
-        <w:t xml:space="preserve">4.1. تتبع حرارة التثبيت وزمنه بيانات الشركة المصنعة للحبر والتعليمات (TLM-BAS-03)، ويُتحقق من حرارة الفرن بجهاز قياس.</w:t>
+        <w:t xml:space="preserve">4.1. تتبع حرارة التثبيت وزمنه بيانات الشركة المصنعة للحبر والتعليمات (EMS.KS.TL.22.03)، ويُتحقق من حرارة الفرن بجهاز قياس.</w:t>
       </w:r>
     </w:p>
     <w:p>
@@ -3661,7 +3661,7 @@
           <w:sz w:val="24"/>
           <w:szCs w:val="24"/>
         </w:rPr>
-        <w:t xml:space="preserve">PRS-BAS-01 إجراء الطباعة والتطريز؛ TLM-BAS-01، TLM-BAS-02، TLM-BAS-03</w:t>
+        <w:t xml:space="preserve">EMS.ÜR.PRO.05.08 إجراء الطباعة والتطريز؛ EMS.ÜR.TL.05.04، EMS.ÜR.TL.05.04، EMS.KS.TL.22.03</w:t>
       </w:r>
     </w:p>
     <w:p>
